--- a/schools-presentations/A Gymnasiou/A5.2 Μ2 και Μ3 - Ενιαίο Δισέλιδο Φύλλο Εργασίας.docx
+++ b/schools-presentations/A Gymnasiou/A5.2 Μ2 και Μ3 - Ενιαίο Δισέλιδο Φύλλο Εργασίας.docx
@@ -778,6 +778,8 @@
             </w:r>
             <w:r>
               <w:rPr>
+                <w:b/>
+                <w:bCs/>
                 <w:sz w:val="28"/>
                 <w:szCs w:val="28"/>
               </w:rPr>
@@ -793,6 +795,8 @@
             </w:r>
             <w:r>
               <w:rPr>
+                <w:b/>
+                <w:bCs/>
                 <w:sz w:val="28"/>
                 <w:szCs w:val="28"/>
               </w:rPr>
@@ -804,10 +808,12 @@
                 <w:szCs w:val="28"/>
                 <w:lang w:val="el-GR"/>
               </w:rPr>
-              <w:t xml:space="preserve"> τους δύο συμμαθητές σου και στο </w:t>
-            </w:r>
-            <w:r>
-              <w:rPr>
+              <w:t xml:space="preserve"> δύο συμμαθητές σου και στο </w:t>
+            </w:r>
+            <w:r>
+              <w:rPr>
+                <w:b/>
+                <w:bCs/>
                 <w:sz w:val="28"/>
                 <w:szCs w:val="28"/>
               </w:rPr>
@@ -819,18 +825,72 @@
                 <w:szCs w:val="28"/>
                 <w:lang w:val="el-GR"/>
               </w:rPr>
-              <w:t xml:space="preserve"> τον/την καθηγητή/</w:t>
+              <w:t xml:space="preserve"> τον καθηγητή</w:t>
+            </w:r>
+            <w:r>
+              <w:rPr>
+                <w:sz w:val="28"/>
+                <w:szCs w:val="28"/>
+                <w:lang w:val="el-GR"/>
+              </w:rPr>
+              <w:t xml:space="preserve"> </w:t>
+            </w:r>
+            <w:r>
+              <w:rPr>
+                <w:sz w:val="28"/>
+                <w:szCs w:val="28"/>
+              </w:rPr>
+              <w:t>aristos</w:t>
+            </w:r>
+            <w:r>
+              <w:rPr>
+                <w:sz w:val="28"/>
+                <w:szCs w:val="28"/>
+                <w:lang w:val="el-GR"/>
+              </w:rPr>
+              <w:t>.</w:t>
             </w:r>
             <w:proofErr w:type="spellStart"/>
             <w:r>
               <w:rPr>
                 <w:sz w:val="28"/>
                 <w:szCs w:val="28"/>
+              </w:rPr>
+              <w:t>aresti</w:t>
+            </w:r>
+            <w:proofErr w:type="spellEnd"/>
+            <w:r>
+              <w:rPr>
+                <w:sz w:val="28"/>
+                <w:szCs w:val="28"/>
                 <w:lang w:val="el-GR"/>
               </w:rPr>
-              <w:t>τρια</w:t>
+              <w:t>@</w:t>
+            </w:r>
+            <w:proofErr w:type="spellStart"/>
+            <w:r>
+              <w:rPr>
+                <w:sz w:val="28"/>
+                <w:szCs w:val="28"/>
+              </w:rPr>
+              <w:t>gmail</w:t>
             </w:r>
             <w:proofErr w:type="spellEnd"/>
+            <w:r>
+              <w:rPr>
+                <w:sz w:val="28"/>
+                <w:szCs w:val="28"/>
+                <w:lang w:val="el-GR"/>
+              </w:rPr>
+              <w:t>.</w:t>
+            </w:r>
+            <w:r>
+              <w:rPr>
+                <w:sz w:val="28"/>
+                <w:szCs w:val="28"/>
+              </w:rPr>
+              <w:t>com</w:t>
+            </w:r>
             <w:r>
               <w:rPr>
                 <w:sz w:val="28"/>
@@ -1844,16 +1904,14 @@
               </w:rPr>
               <w:t xml:space="preserve">Βρες στην ιστοσελίδα του σχολείου δύο κατάλληλες φωτογραφίες και </w:t>
             </w:r>
-            <w:proofErr w:type="spellStart"/>
             <w:r>
               <w:rPr>
                 <w:sz w:val="28"/>
                 <w:szCs w:val="28"/>
                 <w:lang w:val="el-GR"/>
               </w:rPr>
-              <w:t>αποθήκευσέ</w:t>
-            </w:r>
-            <w:proofErr w:type="spellEnd"/>
+              <w:t>αποθήκευσε</w:t>
+            </w:r>
             <w:r>
               <w:rPr>
                 <w:sz w:val="28"/>
@@ -1973,15 +2031,147 @@
                 <w:szCs w:val="28"/>
                 <w:lang w:val="el-GR"/>
               </w:rPr>
-              <w:t>Δημιούργησε μήνυμα προς τον/τη συμμαθητή/</w:t>
+              <w:t xml:space="preserve">Δημιούργησε μήνυμα προς τον </w:t>
+            </w:r>
+            <w:r>
+              <w:rPr>
+                <w:sz w:val="28"/>
+                <w:szCs w:val="28"/>
+                <w:lang w:val="el-GR"/>
+              </w:rPr>
+              <w:t xml:space="preserve">καθηγητή σου </w:t>
+            </w:r>
+            <w:r>
+              <w:rPr>
+                <w:b/>
+                <w:bCs/>
+                <w:sz w:val="28"/>
+                <w:szCs w:val="28"/>
+              </w:rPr>
+              <w:t>To</w:t>
+            </w:r>
+            <w:r>
+              <w:rPr>
+                <w:b/>
+                <w:bCs/>
+                <w:sz w:val="28"/>
+                <w:szCs w:val="28"/>
+                <w:lang w:val="el-GR"/>
+              </w:rPr>
+              <w:t>:</w:t>
+            </w:r>
+            <w:r>
+              <w:rPr>
+                <w:sz w:val="28"/>
+                <w:szCs w:val="28"/>
+                <w:lang w:val="el-GR"/>
+              </w:rPr>
+              <w:t xml:space="preserve"> </w:t>
+            </w:r>
+            <w:r>
+              <w:rPr>
+                <w:sz w:val="28"/>
+                <w:szCs w:val="28"/>
+              </w:rPr>
+              <w:t>aristos</w:t>
+            </w:r>
+            <w:r>
+              <w:rPr>
+                <w:sz w:val="28"/>
+                <w:szCs w:val="28"/>
+                <w:lang w:val="el-GR"/>
+              </w:rPr>
+              <w:t>.</w:t>
             </w:r>
             <w:proofErr w:type="spellStart"/>
             <w:r>
               <w:rPr>
                 <w:sz w:val="28"/>
                 <w:szCs w:val="28"/>
+              </w:rPr>
+              <w:t>aresti</w:t>
+            </w:r>
+            <w:proofErr w:type="spellEnd"/>
+            <w:r>
+              <w:rPr>
+                <w:sz w:val="28"/>
+                <w:szCs w:val="28"/>
                 <w:lang w:val="el-GR"/>
               </w:rPr>
+              <w:t>@</w:t>
+            </w:r>
+            <w:proofErr w:type="spellStart"/>
+            <w:r>
+              <w:rPr>
+                <w:sz w:val="28"/>
+                <w:szCs w:val="28"/>
+              </w:rPr>
+              <w:t>gmail</w:t>
+            </w:r>
+            <w:proofErr w:type="spellEnd"/>
+            <w:r>
+              <w:rPr>
+                <w:sz w:val="28"/>
+                <w:szCs w:val="28"/>
+                <w:lang w:val="el-GR"/>
+              </w:rPr>
+              <w:t>.</w:t>
+            </w:r>
+            <w:r>
+              <w:rPr>
+                <w:sz w:val="28"/>
+                <w:szCs w:val="28"/>
+              </w:rPr>
+              <w:t>com</w:t>
+            </w:r>
+            <w:r>
+              <w:rPr>
+                <w:sz w:val="28"/>
+                <w:szCs w:val="28"/>
+                <w:lang w:val="el-GR"/>
+              </w:rPr>
+              <w:t xml:space="preserve"> και βάλε στο </w:t>
+            </w:r>
+            <w:r>
+              <w:rPr>
+                <w:b/>
+                <w:bCs/>
+                <w:sz w:val="28"/>
+                <w:szCs w:val="28"/>
+              </w:rPr>
+              <w:t>Cc</w:t>
+            </w:r>
+            <w:r>
+              <w:rPr>
+                <w:sz w:val="28"/>
+                <w:szCs w:val="28"/>
+                <w:lang w:val="el-GR"/>
+              </w:rPr>
+              <w:t xml:space="preserve"> </w:t>
+            </w:r>
+            <w:r>
+              <w:rPr>
+                <w:sz w:val="28"/>
+                <w:szCs w:val="28"/>
+                <w:lang w:val="el-GR"/>
+              </w:rPr>
+              <w:t>ένα</w:t>
+            </w:r>
+            <w:r>
+              <w:rPr>
+                <w:sz w:val="28"/>
+                <w:szCs w:val="28"/>
+                <w:lang w:val="el-GR"/>
+              </w:rPr>
+              <w:t xml:space="preserve"> συμμαθητή/</w:t>
+            </w:r>
+            <w:proofErr w:type="spellStart"/>
+            <w:r>
+              <w:rPr>
+                <w:sz w:val="28"/>
+                <w:szCs w:val="28"/>
+                <w:lang w:val="el-GR"/>
+              </w:rPr>
               <w:t>τρια</w:t>
             </w:r>
             <w:proofErr w:type="spellEnd"/>
@@ -1991,40 +2181,7 @@
                 <w:szCs w:val="28"/>
                 <w:lang w:val="el-GR"/>
               </w:rPr>
-              <w:t xml:space="preserve"> Α και βάλε στο </w:t>
-            </w:r>
-            <w:r>
-              <w:rPr>
-                <w:sz w:val="28"/>
-                <w:szCs w:val="28"/>
-              </w:rPr>
-              <w:t>Cc</w:t>
-            </w:r>
-            <w:r>
-              <w:rPr>
-                <w:sz w:val="28"/>
-                <w:szCs w:val="28"/>
-                <w:lang w:val="el-GR"/>
-              </w:rPr>
-              <w:t xml:space="preserve"> τον/τη συμμαθητή/</w:t>
-            </w:r>
-            <w:proofErr w:type="spellStart"/>
-            <w:r>
-              <w:rPr>
-                <w:sz w:val="28"/>
-                <w:szCs w:val="28"/>
-                <w:lang w:val="el-GR"/>
-              </w:rPr>
-              <w:t>τρια</w:t>
-            </w:r>
-            <w:proofErr w:type="spellEnd"/>
-            <w:r>
-              <w:rPr>
-                <w:sz w:val="28"/>
-                <w:szCs w:val="28"/>
-                <w:lang w:val="el-GR"/>
-              </w:rPr>
-              <w:t xml:space="preserve"> Β.</w:t>
+              <w:t>.</w:t>
             </w:r>
           </w:p>
           <w:p>
